--- a/00-首页/题组Word/习题书/教师版/2-离子反应与方程式.docx
+++ b/00-首页/题组Word/习题书/教师版/2-离子反应与方程式.docx
@@ -2,7 +2,7 @@
 <file path=word/document.xml><?xml version="1.0" encoding="utf-8"?>
 <w:document xmlns:w="http://schemas.openxmlformats.org/wordprocessingml/2006/main" xmlns:m="http://schemas.openxmlformats.org/officeDocument/2006/math" xmlns:r="http://schemas.openxmlformats.org/officeDocument/2006/relationships" xmlns:o="urn:schemas-microsoft-com:office:office" xmlns:v="urn:schemas-microsoft-com:vml" xmlns:w10="urn:schemas-microsoft-com:office:word" xmlns:a="http://schemas.openxmlformats.org/drawingml/2006/main" xmlns:pic="http://schemas.openxmlformats.org/drawingml/2006/picture" xmlns:wp="http://schemas.openxmlformats.org/drawingml/2006/wordprocessingDrawing">
   <w:body>
-    <w:bookmarkStart w:id="121" w:name="第-2-章-离子反应与方程式"/>
+    <w:bookmarkStart w:id="120" w:name="第-2-章-离子反应与方程式"/>
     <w:p>
       <w:pPr>
         <w:spacing w:after="1800" w:before="1200" w:line="276" w:lineRule="auto"/>
@@ -138,7 +138,7 @@
           <w:color w:val="5B6975"/>
           <w:sz w:val="24"/>
         </w:rPr>
-        <w:t>：20</w:t>
+        <w:t>：19</w:t>
       </w:r>
     </w:p>
     <w:p>
@@ -283,7 +283,7 @@
         </w:pict>
       </w:r>
     </w:p>
-    <w:bookmarkStart w:id="9" w:name="除镍反应方程式-d1第29届初赛"/>
+    <w:bookmarkStart w:id="9" w:name="生成c和d的反应方程式-d3第28届初赛"/>
     <w:p>
       <w:pPr>
         <w:pStyle w:val="Heading2"/>
@@ -294,666 +294,6 @@
           <w:rFonts w:ascii="Times New Roman" w:hAnsi="Times New Roman" w:eastAsia="Times New Roman" w:cs="Times New Roman"/>
         </w:rPr>
         <w:t xml:space="preserve">2.1 </w:t>
-      </w:r>
-      <w:r>
-        <w:rPr>
-          <w:rFonts w:hint="eastAsia" w:ascii="Times New Roman" w:hAnsi="Times New Roman" w:eastAsia="SimHei" w:cs="Times New Roman"/>
-        </w:rPr>
-        <w:t xml:space="preserve">除镍反应方程式</w:t>
-      </w:r>
-      <w:r>
-        <w:rPr>
-          <w:rFonts w:ascii="Times New Roman" w:hAnsi="Times New Roman" w:eastAsia="Times New Roman" w:cs="Times New Roman"/>
-        </w:rPr>
-        <w:t xml:space="preserve"> 〔🟢 </w:t>
-      </w:r>
-      <w:r>
-        <w:rPr>
-          <w:rFonts w:hint="eastAsia" w:ascii="Times New Roman" w:hAnsi="Times New Roman" w:eastAsia="Times New Roman" w:cs="Times New Roman"/>
-        </w:rPr>
-        <w:t>d1〕（</w:t>
-      </w:r>
-      <w:r>
-        <w:rPr>
-          <w:rFonts w:hint="eastAsia" w:ascii="Times New Roman" w:hAnsi="Times New Roman" w:eastAsia="SimHei" w:cs="Times New Roman"/>
-        </w:rPr>
-        <w:t>第</w:t>
-      </w:r>
-      <w:r>
-        <w:rPr>
-          <w:rFonts w:hint="eastAsia" w:ascii="Times New Roman" w:hAnsi="Times New Roman" w:eastAsia="Times New Roman" w:cs="Times New Roman"/>
-        </w:rPr>
-        <w:t>29</w:t>
-      </w:r>
-      <w:r>
-        <w:rPr>
-          <w:rFonts w:hint="eastAsia" w:ascii="Times New Roman" w:hAnsi="Times New Roman" w:eastAsia="SimHei" w:cs="Times New Roman"/>
-        </w:rPr>
-        <w:t>届初赛</w:t>
-      </w:r>
-      <w:r>
-        <w:rPr>
-          <w:rFonts w:hint="eastAsia" w:ascii="Times New Roman" w:hAnsi="Times New Roman" w:eastAsia="Times New Roman" w:cs="Times New Roman"/>
-        </w:rPr>
-        <w:t>）</w:t>
-      </w:r>
-    </w:p>
-    <w:p>
-      <w:pPr>
-        <w:pStyle w:val="FirstParagraph"/>
-      </w:pPr>
-      <w:r>
-        <w:rPr>
-          <w:rFonts w:hint="eastAsia" w:ascii="Times New Roman" w:hAnsi="Times New Roman" w:eastAsia="FangSong" w:cs="Times New Roman"/>
-        </w:rPr>
-        <w:t>写出除去制得石墨后的镍的反应方程式</w:t>
-      </w:r>
-      <w:r>
-        <w:rPr>
-          <w:rFonts w:hint="eastAsia" w:ascii="Times New Roman" w:hAnsi="Times New Roman" w:eastAsia="Times New Roman" w:cs="Times New Roman"/>
-        </w:rPr>
-        <w:t>。</w:t>
-      </w:r>
-    </w:p>
-    <w:p>
-      <w:pPr>
-        <w:pStyle w:val="BodyText"/>
-      </w:pPr>
-      <w:r>
-        <w:rPr>
-          <w:rFonts w:ascii="Times New Roman" w:hAnsi="Times New Roman" w:eastAsia="Times New Roman" w:cs="Times New Roman"/>
-        </w:rPr>
-        <w:t xml:space="preserve">📖 </w:t>
-      </w:r>
-      <w:r>
-        <w:rPr>
-          <w:rFonts w:hint="eastAsia" w:ascii="Times New Roman" w:hAnsi="Times New Roman" w:eastAsia="FangSong" w:cs="Times New Roman"/>
-        </w:rPr>
-        <w:t xml:space="preserve">查看答案</w:t>
-      </w:r>
-    </w:p>
-    <w:p>
-      <w:pPr>
-        <w:pStyle w:val="BodyText"/>
-      </w:pPr>
-      <m:oMathPara>
-        <m:oMathParaPr>
-          <m:jc m:val="center"/>
-          <m:ctrlPr>
-            <w:rPr>
-              <w:sz w:val="28"/>
-              <w:szCs w:val="28"/>
-            </w:rPr>
-          </m:ctrlPr>
-        </m:oMathParaPr>
-        <m:oMath>
-          <m:r>
-            <m:rPr>
-              <m:sty m:val="p"/>
-            </m:rPr>
-            <m:t>N</m:t>
-          </m:r>
-          <m:r>
-            <m:rPr>
-              <m:sty m:val="p"/>
-            </m:rPr>
-            <m:t>i</m:t>
-          </m:r>
-          <m:r>
-            <m:rPr>
-              <m:sty m:val="p"/>
-            </m:rPr>
-            <m:t>+</m:t>
-          </m:r>
-          <m:r>
-            <m:t>2</m:t>
-          </m:r>
-          <m:sSup>
-            <m:e>
-              <m:r>
-                <m:rPr>
-                  <m:sty m:val="p"/>
-                </m:rPr>
-                <m:t>H</m:t>
-              </m:r>
-            </m:e>
-            <m:sup>
-              <m:r>
-                <m:rPr>
-                  <m:sty m:val="p"/>
-                </m:rPr>
-                <m:t>+</m:t>
-              </m:r>
-            </m:sup>
-          </m:sSup>
-          <m:r>
-            <m:rPr>
-              <m:sty m:val="p"/>
-            </m:rPr>
-            <m:t>→</m:t>
-          </m:r>
-          <m:sSup>
-            <m:e>
-              <m:r>
-                <m:rPr>
-                  <m:sty m:val="p"/>
-                </m:rPr>
-                <m:t>N</m:t>
-              </m:r>
-              <m:r>
-                <m:rPr>
-                  <m:sty m:val="p"/>
-                </m:rPr>
-                <m:t>i</m:t>
-              </m:r>
-            </m:e>
-            <m:sup>
-              <m:r>
-                <m:t>2</m:t>
-              </m:r>
-              <m:r>
-                <m:rPr>
-                  <m:sty m:val="p"/>
-                </m:rPr>
-                <m:t>+</m:t>
-              </m:r>
-            </m:sup>
-          </m:sSup>
-          <m:r>
-            <m:rPr>
-              <m:sty m:val="p"/>
-            </m:rPr>
-            <m:t>+</m:t>
-          </m:r>
-          <m:sSub>
-            <m:e>
-              <m:r>
-                <m:rPr>
-                  <m:sty m:val="p"/>
-                </m:rPr>
-                <m:t>H</m:t>
-              </m:r>
-            </m:e>
-            <m:sub>
-              <m:r>
-                <m:t>2</m:t>
-              </m:r>
-            </m:sub>
-          </m:sSub>
-        </m:oMath>
-      </m:oMathPara>
-    </w:p>
-    <w:p>
-      <w:pPr>
-        <w:pStyle w:val="FirstParagraph"/>
-      </w:pPr>
-      <w:r>
-        <w:rPr>
-          <w:rFonts w:hint="eastAsia" w:ascii="Times New Roman" w:hAnsi="Times New Roman" w:eastAsia="FangSong" w:cs="Times New Roman"/>
-        </w:rPr>
-        <w:t>考查中学</w:t>
-      </w:r>
-      <w:r>
-        <w:rPr>
-          <w:rFonts w:hint="eastAsia" w:ascii="Times New Roman" w:hAnsi="Times New Roman" w:eastAsia="Times New Roman" w:cs="Times New Roman"/>
-        </w:rPr>
-        <w:t>”</w:t>
-      </w:r>
-      <w:r>
-        <w:rPr>
-          <w:rFonts w:hint="eastAsia" w:ascii="Times New Roman" w:hAnsi="Times New Roman" w:eastAsia="FangSong" w:cs="Times New Roman"/>
-        </w:rPr>
-        <w:t>混合物的分离</w:t>
-      </w:r>
-      <w:r>
-        <w:rPr>
-          <w:rFonts w:hint="eastAsia" w:ascii="Times New Roman" w:hAnsi="Times New Roman" w:eastAsia="Times New Roman" w:cs="Times New Roman"/>
-        </w:rPr>
-        <w:t>”</w:t>
-      </w:r>
-      <w:r>
-        <w:rPr>
-          <w:rFonts w:hint="eastAsia" w:ascii="Times New Roman" w:hAnsi="Times New Roman" w:eastAsia="FangSong" w:cs="Times New Roman"/>
-        </w:rPr>
-        <w:t>知识点</w:t>
-      </w:r>
-      <w:r>
-        <w:rPr>
-          <w:rFonts w:hint="eastAsia" w:ascii="Times New Roman" w:hAnsi="Times New Roman" w:eastAsia="Times New Roman" w:cs="Times New Roman"/>
-        </w:rPr>
-        <w:t>。</w:t>
-      </w:r>
-      <w:r>
-        <w:rPr>
-          <w:rFonts w:hint="eastAsia" w:ascii="Times New Roman" w:hAnsi="Times New Roman" w:eastAsia="FangSong" w:cs="Times New Roman"/>
-        </w:rPr>
-        <w:t>用酸溶去镍</w:t>
-      </w:r>
-      <w:r>
-        <w:rPr>
-          <w:rFonts w:hint="eastAsia" w:ascii="Times New Roman" w:hAnsi="Times New Roman" w:eastAsia="Times New Roman" w:cs="Times New Roman"/>
-        </w:rPr>
-        <w:t>，</w:t>
-      </w:r>
-      <w:r>
-        <w:rPr>
-          <w:rFonts w:hint="eastAsia" w:ascii="Times New Roman" w:hAnsi="Times New Roman" w:eastAsia="FangSong" w:cs="Times New Roman"/>
-        </w:rPr>
-        <w:t>即可得到石墨电极</w:t>
-      </w:r>
-      <w:r>
-        <w:rPr>
-          <w:rFonts w:hint="eastAsia" w:ascii="Times New Roman" w:hAnsi="Times New Roman" w:eastAsia="Times New Roman" w:cs="Times New Roman"/>
-        </w:rPr>
-        <w:t>。</w:t>
-      </w:r>
-    </w:p>
-    <w:p>
-      <w:pPr>
-        <w:pStyle w:val="BodyText"/>
-      </w:pPr>
-      <w:r>
-        <w:rPr>
-          <w:rFonts w:hint="eastAsia" w:ascii="Times New Roman" w:hAnsi="Times New Roman" w:eastAsia="FangSong" w:cs="Times New Roman"/>
-        </w:rPr>
-        <w:t>镍是活泼金属</w:t>
-      </w:r>
-      <w:r>
-        <w:rPr>
-          <w:rFonts w:hint="eastAsia" w:ascii="Times New Roman" w:hAnsi="Times New Roman" w:eastAsia="Times New Roman" w:cs="Times New Roman"/>
-        </w:rPr>
-        <w:t>，</w:t>
-      </w:r>
-      <w:r>
-        <w:rPr>
-          <w:rFonts w:hint="eastAsia" w:ascii="Times New Roman" w:hAnsi="Times New Roman" w:eastAsia="FangSong" w:cs="Times New Roman"/>
-        </w:rPr>
-        <w:t>可以与非氧化性酸</w:t>
-      </w:r>
-      <w:r>
-        <w:rPr>
-          <w:rFonts w:hint="eastAsia" w:ascii="Times New Roman" w:hAnsi="Times New Roman" w:eastAsia="Times New Roman" w:cs="Times New Roman"/>
-        </w:rPr>
-        <w:t>（</w:t>
-      </w:r>
-      <w:r>
-        <w:rPr>
-          <w:rFonts w:hint="eastAsia" w:ascii="Times New Roman" w:hAnsi="Times New Roman" w:eastAsia="FangSong" w:cs="Times New Roman"/>
-        </w:rPr>
-        <w:t>如盐酸</w:t>
-      </w:r>
-      <w:r>
-        <w:rPr>
-          <w:rFonts w:hint="eastAsia" w:ascii="Times New Roman" w:hAnsi="Times New Roman" w:eastAsia="Times New Roman" w:cs="Times New Roman"/>
-        </w:rPr>
-        <w:t>、</w:t>
-      </w:r>
-      <w:r>
-        <w:rPr>
-          <w:rFonts w:hint="eastAsia" w:ascii="Times New Roman" w:hAnsi="Times New Roman" w:eastAsia="FangSong" w:cs="Times New Roman"/>
-        </w:rPr>
-        <w:t>稀硫酸</w:t>
-      </w:r>
-      <w:r>
-        <w:rPr>
-          <w:rFonts w:hint="eastAsia" w:ascii="Times New Roman" w:hAnsi="Times New Roman" w:eastAsia="Times New Roman" w:cs="Times New Roman"/>
-        </w:rPr>
-        <w:t>）</w:t>
-      </w:r>
-      <w:r>
-        <w:rPr>
-          <w:rFonts w:hint="eastAsia" w:ascii="Times New Roman" w:hAnsi="Times New Roman" w:eastAsia="FangSong" w:cs="Times New Roman"/>
-        </w:rPr>
-        <w:t>反应生成镍盐和氢气</w:t>
-      </w:r>
-      <w:r>
-        <w:rPr>
-          <w:rFonts w:hint="eastAsia" w:ascii="Times New Roman" w:hAnsi="Times New Roman" w:eastAsia="Times New Roman" w:cs="Times New Roman"/>
-        </w:rPr>
-        <w:t>。</w:t>
-      </w:r>
-      <w:r>
-        <w:rPr>
-          <w:rFonts w:hint="eastAsia" w:ascii="Times New Roman" w:hAnsi="Times New Roman" w:eastAsia="FangSong" w:cs="Times New Roman"/>
-        </w:rPr>
-        <w:t>石墨是惰性材料</w:t>
-      </w:r>
-      <w:r>
-        <w:rPr>
-          <w:rFonts w:hint="eastAsia" w:ascii="Times New Roman" w:hAnsi="Times New Roman" w:eastAsia="Times New Roman" w:cs="Times New Roman"/>
-        </w:rPr>
-        <w:t>，</w:t>
-      </w:r>
-      <w:r>
-        <w:rPr>
-          <w:rFonts w:hint="eastAsia" w:ascii="Times New Roman" w:hAnsi="Times New Roman" w:eastAsia="FangSong" w:cs="Times New Roman"/>
-        </w:rPr>
-        <w:t>不与酸反应</w:t>
-      </w:r>
-      <w:r>
-        <w:rPr>
-          <w:rFonts w:hint="eastAsia" w:ascii="Times New Roman" w:hAnsi="Times New Roman" w:eastAsia="Times New Roman" w:cs="Times New Roman"/>
-        </w:rPr>
-        <w:t>，</w:t>
-      </w:r>
-      <w:r>
-        <w:rPr>
-          <w:rFonts w:hint="eastAsia" w:ascii="Times New Roman" w:hAnsi="Times New Roman" w:eastAsia="FangSong" w:cs="Times New Roman"/>
-        </w:rPr>
-        <w:t>因此可以通过酸溶的方法将镍溶解</w:t>
-      </w:r>
-      <w:r>
-        <w:rPr>
-          <w:rFonts w:hint="eastAsia" w:ascii="Times New Roman" w:hAnsi="Times New Roman" w:eastAsia="Times New Roman" w:cs="Times New Roman"/>
-        </w:rPr>
-        <w:t>，</w:t>
-      </w:r>
-      <w:r>
-        <w:rPr>
-          <w:rFonts w:hint="eastAsia" w:ascii="Times New Roman" w:hAnsi="Times New Roman" w:eastAsia="FangSong" w:cs="Times New Roman"/>
-        </w:rPr>
-        <w:t>从而分离得到纯净的石墨</w:t>
-      </w:r>
-      <w:r>
-        <w:rPr>
-          <w:rFonts w:hint="eastAsia" w:ascii="Times New Roman" w:hAnsi="Times New Roman" w:eastAsia="Times New Roman" w:cs="Times New Roman"/>
-        </w:rPr>
-        <w:t>。</w:t>
-      </w:r>
-    </w:p>
-    <w:p>
-      <w:pPr>
-        <w:pStyle w:val="BodyText"/>
-        <w:spacing w:after="80"/>
-      </w:pPr>
-      <w:r>
-        <w:rPr>
-          <w:rFonts w:hint="eastAsia" w:ascii="Times New Roman" w:hAnsi="Times New Roman" w:eastAsia="FangSong" w:cs="Times New Roman"/>
-        </w:rPr>
-        <w:t xml:space="preserve">有些同学采用形成</w:t>
-      </w:r>
-      <w:r>
-        <w:rPr>
-          <w:rFonts w:ascii="Times New Roman" w:hAnsi="Times New Roman" w:eastAsia="Times New Roman" w:cs="Times New Roman"/>
-        </w:rPr>
-        <w:t xml:space="preserve"> </w:t>
-      </w:r>
-      <m:oMath>
-        <m:oMathPr>
-          <m:ctrlPr>
-            <w:rPr>
-              <w:sz w:val="28"/>
-              <w:szCs w:val="28"/>
-            </w:rPr>
-          </m:ctrlPr>
-        </m:oMathPr>
-        <m:r>
-          <m:t>N</m:t>
-        </m:r>
-        <m:r>
-          <m:t>i</m:t>
-        </m:r>
-        <m:r>
-          <m:rPr>
-            <m:sty m:val="p"/>
-          </m:rPr>
-          <m:t>(</m:t>
-        </m:r>
-        <m:r>
-          <m:t>C</m:t>
-        </m:r>
-        <m:r>
-          <m:t>O</m:t>
-        </m:r>
-        <m:sSub>
-          <m:e>
-            <m:r>
-              <m:rPr>
-                <m:sty m:val="p"/>
-              </m:rPr>
-              <m:t>)</m:t>
-            </m:r>
-          </m:e>
-          <m:sub>
-            <m:r>
-              <m:t>4</m:t>
-            </m:r>
-          </m:sub>
-        </m:sSub>
-      </m:oMath>
-      <w:r>
-        <w:rPr>
-          <w:rFonts w:ascii="Times New Roman" w:hAnsi="Times New Roman" w:eastAsia="Times New Roman" w:cs="Times New Roman"/>
-        </w:rPr>
-        <w:t xml:space="preserve"> </w:t>
-      </w:r>
-      <w:r>
-        <w:rPr>
-          <w:rFonts w:hint="eastAsia" w:ascii="Times New Roman" w:hAnsi="Times New Roman" w:eastAsia="FangSong" w:cs="Times New Roman"/>
-        </w:rPr>
-        <w:t>的方法除镍</w:t>
-      </w:r>
-      <w:r>
-        <w:rPr>
-          <w:rFonts w:hint="eastAsia" w:ascii="Times New Roman" w:hAnsi="Times New Roman" w:eastAsia="Times New Roman" w:cs="Times New Roman"/>
-        </w:rPr>
-        <w:t>，</w:t>
-      </w:r>
-      <w:r>
-        <w:rPr>
-          <w:rFonts w:hint="eastAsia" w:ascii="Times New Roman" w:hAnsi="Times New Roman" w:eastAsia="FangSong" w:cs="Times New Roman"/>
-        </w:rPr>
-        <w:t>然而四羰基镍的形成和分解是一对可逆过程</w:t>
-      </w:r>
-      <w:r>
-        <w:rPr>
-          <w:rFonts w:hint="eastAsia" w:ascii="Times New Roman" w:hAnsi="Times New Roman" w:eastAsia="Times New Roman" w:cs="Times New Roman"/>
-        </w:rPr>
-        <w:t>，</w:t>
-      </w:r>
-      <w:r>
-        <w:rPr>
-          <w:rFonts w:hint="eastAsia" w:ascii="Times New Roman" w:hAnsi="Times New Roman" w:eastAsia="FangSong" w:cs="Times New Roman"/>
-        </w:rPr>
-        <w:t>不能做到彻底除镍</w:t>
-      </w:r>
-      <w:r>
-        <w:rPr>
-          <w:rFonts w:hint="eastAsia" w:ascii="Times New Roman" w:hAnsi="Times New Roman" w:eastAsia="Times New Roman" w:cs="Times New Roman"/>
-        </w:rPr>
-        <w:t>，</w:t>
-      </w:r>
-      <w:r>
-        <w:rPr>
-          <w:rFonts w:hint="eastAsia" w:ascii="Times New Roman" w:hAnsi="Times New Roman" w:eastAsia="FangSong" w:cs="Times New Roman"/>
-        </w:rPr>
-        <w:t>在这里并不适用</w:t>
-      </w:r>
-      <w:r>
-        <w:rPr>
-          <w:rFonts w:hint="eastAsia" w:ascii="Times New Roman" w:hAnsi="Times New Roman" w:eastAsia="Times New Roman" w:cs="Times New Roman"/>
-        </w:rPr>
-        <w:t>。</w:t>
-      </w:r>
-    </w:p>
-    <w:tbl>
-      <w:tblPr>
-        <w:tblStyle w:val="Table"/>
-        <w:tblW w:type="auto" w:w="0"/>
-        <w:tblLook w:firstRow="1" w:lastRow="0" w:firstColumn="0" w:lastColumn="0" w:noHBand="0" w:noVBand="0" w:val="0020"/>
-      </w:tblPr>
-      <w:tblGrid>
-        <w:gridCol w:w="3960"/>
-        <w:gridCol w:w="3960"/>
-      </w:tblGrid>
-      <w:tr>
-        <w:trPr>
-          <w:tblHeader w:val="on"/>
-        </w:trPr>
-        <w:tc>
-          <w:tcPr/>
-          <w:p>
-            <w:pPr>
-              <w:pStyle w:val="Compact"/>
-              <w:jc w:val="center"/>
-            </w:pPr>
-            <w:r>
-              <w:rPr>
-                <w:rFonts w:hint="eastAsia" w:ascii="Times New Roman" w:hAnsi="Times New Roman" w:eastAsia="SimHei" w:cs="Times New Roman"/>
-                <w:b/>
-              </w:rPr>
-              <w:t xml:space="preserve">知识点</w:t>
-            </w:r>
-          </w:p>
-        </w:tc>
-        <w:tc>
-          <w:tcPr/>
-          <w:p>
-            <w:pPr>
-              <w:pStyle w:val="Compact"/>
-              <w:jc w:val="center"/>
-            </w:pPr>
-            <w:r>
-              <w:rPr>
-                <w:rFonts w:hint="eastAsia" w:ascii="Times New Roman" w:hAnsi="Times New Roman" w:eastAsia="SimHei" w:cs="Times New Roman"/>
-                <w:b/>
-              </w:rPr>
-              <w:t xml:space="preserve">说明</w:t>
-            </w:r>
-          </w:p>
-        </w:tc>
-      </w:tr>
-      <w:tr>
-        <w:tc>
-          <w:tcPr/>
-          <w:p>
-            <w:pPr>
-              <w:pStyle w:val="Compact"/>
-              <w:jc w:val="center"/>
-            </w:pPr>
-            <w:r>
-              <w:rPr>
-                <w:rFonts w:hint="eastAsia" w:ascii="Times New Roman" w:hAnsi="Times New Roman" w:eastAsia="FangSong" w:cs="Times New Roman"/>
-              </w:rPr>
-              <w:t xml:space="preserve">金属与酸反应</w:t>
-            </w:r>
-          </w:p>
-        </w:tc>
-        <w:tc>
-          <w:tcPr/>
-          <w:p>
-            <w:pPr>
-              <w:pStyle w:val="Compact"/>
-              <w:jc w:val="center"/>
-            </w:pPr>
-            <w:r>
-              <w:rPr>
-                <w:rFonts w:hint="eastAsia" w:ascii="Times New Roman" w:hAnsi="Times New Roman" w:eastAsia="FangSong" w:cs="Times New Roman"/>
-              </w:rPr>
-              <w:t xml:space="preserve">镍与酸反应生成镍盐和氢气</w:t>
-            </w:r>
-          </w:p>
-        </w:tc>
-      </w:tr>
-      <w:tr>
-        <w:tc>
-          <w:tcPr/>
-          <w:p>
-            <w:pPr>
-              <w:pStyle w:val="Compact"/>
-              <w:jc w:val="center"/>
-            </w:pPr>
-            <w:r>
-              <w:rPr>
-                <w:rFonts w:hint="eastAsia" w:ascii="Times New Roman" w:hAnsi="Times New Roman" w:eastAsia="FangSong" w:cs="Times New Roman"/>
-              </w:rPr>
-              <w:t xml:space="preserve">混合物分离</w:t>
-            </w:r>
-          </w:p>
-        </w:tc>
-        <w:tc>
-          <w:tcPr/>
-          <w:p>
-            <w:pPr>
-              <w:pStyle w:val="Compact"/>
-              <w:jc w:val="center"/>
-            </w:pPr>
-            <w:r>
-              <w:rPr>
-                <w:rFonts w:hint="eastAsia" w:ascii="Times New Roman" w:hAnsi="Times New Roman" w:eastAsia="FangSong" w:cs="Times New Roman"/>
-              </w:rPr>
-              <w:t xml:space="preserve">利用酸溶法分离镍和石墨</w:t>
-            </w:r>
-          </w:p>
-        </w:tc>
-      </w:tr>
-      <w:tr>
-        <w:tc>
-          <w:tcPr/>
-          <w:p>
-            <w:pPr>
-              <w:pStyle w:val="Compact"/>
-              <w:jc w:val="center"/>
-            </w:pPr>
-            <w:r>
-              <w:rPr>
-                <w:rFonts w:hint="eastAsia" w:ascii="Times New Roman" w:hAnsi="Times New Roman" w:eastAsia="FangSong" w:cs="Times New Roman"/>
-              </w:rPr>
-              <w:t xml:space="preserve">石墨的惰性</w:t>
-            </w:r>
-          </w:p>
-        </w:tc>
-        <w:tc>
-          <w:tcPr/>
-          <w:p>
-            <w:pPr>
-              <w:pStyle w:val="Compact"/>
-              <w:jc w:val="center"/>
-            </w:pPr>
-            <w:r>
-              <w:rPr>
-                <w:rFonts w:hint="eastAsia" w:ascii="Times New Roman" w:hAnsi="Times New Roman" w:eastAsia="FangSong" w:cs="Times New Roman"/>
-              </w:rPr>
-              <w:t>石墨不与酸反应</w:t>
-            </w:r>
-            <w:r>
-              <w:rPr>
-                <w:rFonts w:hint="eastAsia" w:ascii="Times New Roman" w:hAnsi="Times New Roman" w:eastAsia="Times New Roman" w:cs="Times New Roman"/>
-              </w:rPr>
-              <w:t>，</w:t>
-            </w:r>
-            <w:r>
-              <w:rPr>
-                <w:rFonts w:hint="eastAsia" w:ascii="Times New Roman" w:hAnsi="Times New Roman" w:eastAsia="FangSong" w:cs="Times New Roman"/>
-              </w:rPr>
-              <w:t>可作为电极材料保留</w:t>
-            </w:r>
-          </w:p>
-        </w:tc>
-      </w:tr>
-    </w:tbl>
-    <w:p>
-      <w:pPr>
-        <w:spacing w:before="160" w:after="80"/>
-      </w:pPr>
-      <w:r>
-        <w:pict>
-          <v:rect style="width:0;height:1.5pt" o:hralign="center" o:hrstd="t" o:hr="t"/>
-        </w:pict>
-      </w:r>
-    </w:p>
-    <w:bookmarkEnd w:id="9"/>
-    <w:bookmarkStart w:id="10" w:name="生成c和d的反应方程式-d3第28届初赛"/>
-    <w:p>
-      <w:pPr>
-        <w:pStyle w:val="Heading2"/>
-        <w:spacing w:before="280" w:after="120"/>
-      </w:pPr>
-      <w:r>
-        <w:rPr>
-          <w:rFonts w:ascii="Times New Roman" w:hAnsi="Times New Roman" w:eastAsia="Times New Roman" w:cs="Times New Roman"/>
-        </w:rPr>
-        <w:t xml:space="preserve">2.2 </w:t>
       </w:r>
       <w:r>
         <w:rPr>
@@ -2837,8 +2177,8 @@
         </w:pict>
       </w:r>
     </w:p>
-    <w:bookmarkEnd w:id="10"/>
-    <w:bookmarkStart w:id="15" w:name="铬酸铅沉淀方程式-d3第29届初赛"/>
+    <w:bookmarkEnd w:id="9"/>
+    <w:bookmarkStart w:id="14" w:name="铬酸铅沉淀方程式-d3第29届初赛"/>
     <w:p>
       <w:pPr>
         <w:pStyle w:val="Heading2"/>
@@ -2848,7 +2188,7 @@
         <w:rPr>
           <w:rFonts w:ascii="Times New Roman" w:hAnsi="Times New Roman" w:eastAsia="Times New Roman" w:cs="Times New Roman"/>
         </w:rPr>
-        <w:t xml:space="preserve">2.3 </w:t>
+        <w:t xml:space="preserve">2.2 </w:t>
       </w:r>
       <w:r>
         <w:rPr>
@@ -2893,7 +2233,7 @@
         <w:t>）</w:t>
       </w:r>
     </w:p>
-    <w:bookmarkStart w:id="11" w:name="section"/>
+    <w:bookmarkStart w:id="10" w:name="section"/>
     <w:p>
       <w:pPr>
         <w:pStyle w:val="Heading3"/>
@@ -3048,8 +2388,8 @@
         <w:t xml:space="preserve">。</w:t>
       </w:r>
     </w:p>
-    <w:bookmarkEnd w:id="11"/>
-    <w:bookmarkStart w:id="12" w:name="section-1"/>
+    <w:bookmarkEnd w:id="10"/>
+    <w:bookmarkStart w:id="11" w:name="section-1"/>
     <w:p>
       <w:pPr>
         <w:pStyle w:val="Heading3"/>
@@ -3257,8 +2597,8 @@
         <w:t xml:space="preserve">。</w:t>
       </w:r>
     </w:p>
-    <w:bookmarkEnd w:id="12"/>
-    <w:bookmarkStart w:id="13" w:name="section-2"/>
+    <w:bookmarkEnd w:id="11"/>
+    <w:bookmarkStart w:id="12" w:name="section-2"/>
     <w:p>
       <w:pPr>
         <w:pStyle w:val="Heading3"/>
@@ -3461,8 +2801,8 @@
         <w:t xml:space="preserve">。</w:t>
       </w:r>
     </w:p>
-    <w:bookmarkEnd w:id="13"/>
-    <w:bookmarkStart w:id="14" w:name="section-3"/>
+    <w:bookmarkEnd w:id="12"/>
+    <w:bookmarkStart w:id="13" w:name="section-3"/>
     <w:p>
       <w:pPr>
         <w:pStyle w:val="Heading3"/>
@@ -9187,9 +8527,9 @@
         </w:pict>
       </w:r>
     </w:p>
+    <w:bookmarkEnd w:id="13"/>
     <w:bookmarkEnd w:id="14"/>
-    <w:bookmarkEnd w:id="15"/>
-    <w:bookmarkStart w:id="19" w:name="氮化硅制备方程式-d3第32届初赛"/>
+    <w:bookmarkStart w:id="18" w:name="氮化硅制备方程式-d3第32届初赛"/>
     <w:p>
       <w:pPr>
         <w:pStyle w:val="Heading2"/>
@@ -9199,7 +8539,7 @@
         <w:rPr>
           <w:rFonts w:ascii="Times New Roman" w:hAnsi="Times New Roman" w:eastAsia="Times New Roman" w:cs="Times New Roman"/>
         </w:rPr>
-        <w:t xml:space="preserve">2.4 </w:t>
+        <w:t xml:space="preserve">2.3 </w:t>
       </w:r>
       <w:r>
         <w:rPr>
@@ -9244,7 +8584,7 @@
         <w:t>）</w:t>
       </w:r>
     </w:p>
-    <w:bookmarkStart w:id="16" w:name="section-4"/>
+    <w:bookmarkStart w:id="15" w:name="section-4"/>
     <w:p>
       <w:pPr>
         <w:pStyle w:val="Heading3"/>
@@ -9351,8 +8691,8 @@
         <w:t>。</w:t>
       </w:r>
     </w:p>
-    <w:bookmarkEnd w:id="16"/>
-    <w:bookmarkStart w:id="17" w:name="section-5"/>
+    <w:bookmarkEnd w:id="15"/>
+    <w:bookmarkStart w:id="16" w:name="section-5"/>
     <w:p>
       <w:pPr>
         <w:pStyle w:val="Heading3"/>
@@ -9471,8 +8811,8 @@
         <w:t>。</w:t>
       </w:r>
     </w:p>
-    <w:bookmarkEnd w:id="17"/>
-    <w:bookmarkStart w:id="18" w:name="section-6"/>
+    <w:bookmarkEnd w:id="16"/>
+    <w:bookmarkStart w:id="17" w:name="section-6"/>
     <w:p>
       <w:pPr>
         <w:pStyle w:val="Heading3"/>
@@ -10447,9 +9787,9 @@
         </w:pict>
       </w:r>
     </w:p>
+    <w:bookmarkEnd w:id="17"/>
     <w:bookmarkEnd w:id="18"/>
-    <w:bookmarkEnd w:id="19"/>
-    <w:bookmarkStart w:id="20" w:name="题-元氧-02-s2o3与i2反应-d4"/>
+    <w:bookmarkStart w:id="19" w:name="题-元氧-02-s2o3与i2反应-d4"/>
     <w:p>
       <w:pPr>
         <w:pStyle w:val="Heading2"/>
@@ -10459,7 +9799,7 @@
         <w:rPr>
           <w:rFonts w:ascii="Times New Roman" w:hAnsi="Times New Roman" w:eastAsia="Times New Roman" w:cs="Times New Roman"/>
         </w:rPr>
-        <w:t xml:space="preserve">2.5 </w:t>
+        <w:t xml:space="preserve">2.4 </w:t>
       </w:r>
       <w:r>
         <w:rPr>
@@ -11876,8 +11216,8 @@
         </w:pict>
       </w:r>
     </w:p>
-    <w:bookmarkEnd w:id="20"/>
-    <w:bookmarkStart w:id="21" w:name="题-元推-03-综合推断hg-d4"/>
+    <w:bookmarkEnd w:id="19"/>
+    <w:bookmarkStart w:id="20" w:name="题-元推-03-综合推断hg-d4"/>
     <w:p>
       <w:pPr>
         <w:pStyle w:val="Heading2"/>
@@ -11887,7 +11227,7 @@
         <w:rPr>
           <w:rFonts w:ascii="Times New Roman" w:hAnsi="Times New Roman" w:eastAsia="Times New Roman" w:cs="Times New Roman"/>
         </w:rPr>
-        <w:t xml:space="preserve">2.6 </w:t>
+        <w:t xml:space="preserve">2.5 </w:t>
       </w:r>
       <w:r>
         <w:rPr>
@@ -12773,8 +12113,8 @@
         </w:pict>
       </w:r>
     </w:p>
-    <w:bookmarkEnd w:id="21"/>
-    <w:bookmarkStart w:id="22" w:name="d4"/>
+    <w:bookmarkEnd w:id="20"/>
+    <w:bookmarkStart w:id="21" w:name="d4"/>
     <w:p>
       <w:pPr>
         <w:pStyle w:val="Heading2"/>
@@ -12784,7 +12124,7 @@
         <w:rPr>
           <w:rFonts w:ascii="Times New Roman" w:hAnsi="Times New Roman" w:eastAsia="Times New Roman" w:cs="Times New Roman"/>
         </w:rPr>
-        <w:t xml:space="preserve">2.7 15-06 〔🟢 d4〕</w:t>
+        <w:t xml:space="preserve">2.6 15-06 〔🟢 d4〕</w:t>
       </w:r>
     </w:p>
     <w:p>
@@ -15898,8 +15238,8 @@
         </w:pict>
       </w:r>
     </w:p>
-    <w:bookmarkEnd w:id="22"/>
-    <w:bookmarkStart w:id="26" w:name="习题1.65-d4"/>
+    <w:bookmarkEnd w:id="21"/>
+    <w:bookmarkStart w:id="25" w:name="习题1.65-d4"/>
     <w:p>
       <w:pPr>
         <w:pStyle w:val="Heading2"/>
@@ -15909,7 +15249,7 @@
         <w:rPr>
           <w:rFonts w:ascii="Times New Roman" w:hAnsi="Times New Roman" w:eastAsia="Times New Roman" w:cs="Times New Roman"/>
         </w:rPr>
-        <w:t xml:space="preserve">2.8 </w:t>
+        <w:t xml:space="preserve">2.7 </w:t>
       </w:r>
       <w:r>
         <w:rPr>
@@ -16005,18 +15345,18 @@
           <wp:inline>
             <wp:extent cx="3600000" cy="2475789"/>
             <wp:effectExtent b="0" l="0" r="0" t="0"/>
-            <wp:docPr descr="" title="" id="24" name="Picture"/>
+            <wp:docPr descr="" title="" id="23" name="Picture"/>
             <a:graphic>
               <a:graphicData uri="http://schemas.openxmlformats.org/drawingml/2006/picture">
                 <pic:pic>
                   <pic:nvPicPr>
-                    <pic:cNvPr descr="c328c8e9e50bdea6b2b05007f5c84fc8edef0734c56e5c7251cf0d9cc455ebe3.jpg" id="25" name="Picture"/>
+                    <pic:cNvPr descr="c328c8e9e50bdea6b2b05007f5c84fc8edef0734c56e5c7251cf0d9cc455ebe3.jpg" id="24" name="Picture"/>
                     <pic:cNvPicPr>
                       <a:picLocks noChangeArrowheads="1" noChangeAspect="1"/>
                     </pic:cNvPicPr>
                   </pic:nvPicPr>
                   <pic:blipFill>
-                    <a:blip r:embed="rId23"/>
+                    <a:blip r:embed="rId22"/>
                     <a:stretch>
                       <a:fillRect/>
                     </a:stretch>
@@ -17996,8 +17336,8 @@
         </w:pict>
       </w:r>
     </w:p>
-    <w:bookmarkEnd w:id="26"/>
-    <w:bookmarkStart w:id="30" w:name="ch13-例13.6-物质推断-d4"/>
+    <w:bookmarkEnd w:id="25"/>
+    <w:bookmarkStart w:id="29" w:name="ch13-例13.6-物质推断-d4"/>
     <w:p>
       <w:pPr>
         <w:pStyle w:val="Heading2"/>
@@ -18007,7 +17347,7 @@
         <w:rPr>
           <w:rFonts w:ascii="Times New Roman" w:hAnsi="Times New Roman" w:eastAsia="Times New Roman" w:cs="Times New Roman"/>
         </w:rPr>
-        <w:t xml:space="preserve">2.9 </w:t>
+        <w:t xml:space="preserve">2.8 </w:t>
       </w:r>
       <w:r>
         <w:rPr>
@@ -18083,18 +17423,18 @@
           <wp:inline>
             <wp:extent cx="3600000" cy="2708737"/>
             <wp:effectExtent b="0" l="0" r="0" t="0"/>
-            <wp:docPr descr="" title="" id="28" name="Picture"/>
+            <wp:docPr descr="" title="" id="27" name="Picture"/>
             <a:graphic>
               <a:graphicData uri="http://schemas.openxmlformats.org/drawingml/2006/picture">
                 <pic:pic>
                   <pic:nvPicPr>
-                    <pic:cNvPr descr="480d3b130d9fd55d8540203e4a8bda1ca38382fb6ddd65bc74459b5a0eab2363.jpg" id="29" name="Picture"/>
+                    <pic:cNvPr descr="480d3b130d9fd55d8540203e4a8bda1ca38382fb6ddd65bc74459b5a0eab2363.jpg" id="28" name="Picture"/>
                     <pic:cNvPicPr>
                       <a:picLocks noChangeArrowheads="1" noChangeAspect="1"/>
                     </pic:cNvPicPr>
                   </pic:nvPicPr>
                   <pic:blipFill>
-                    <a:blip r:embed="rId27"/>
+                    <a:blip r:embed="rId26"/>
                     <a:stretch>
                       <a:fillRect/>
                     </a:stretch>
@@ -20644,8 +19984,8 @@
         </w:pict>
       </w:r>
     </w:p>
-    <w:bookmarkEnd w:id="30"/>
-    <w:bookmarkStart w:id="31" w:name="上海中学-离子反应-习题1-d4"/>
+    <w:bookmarkEnd w:id="29"/>
+    <w:bookmarkStart w:id="30" w:name="上海中学-离子反应-习题1-d4"/>
     <w:p>
       <w:pPr>
         <w:pStyle w:val="Heading2"/>
@@ -20655,7 +19995,7 @@
         <w:rPr>
           <w:rFonts w:ascii="Times New Roman" w:hAnsi="Times New Roman" w:eastAsia="Times New Roman" w:cs="Times New Roman"/>
         </w:rPr>
-        <w:t xml:space="preserve">2.10 </w:t>
+        <w:t xml:space="preserve">2.9 </w:t>
       </w:r>
       <w:r>
         <w:rPr>
@@ -21188,8 +20528,8 @@
         </w:pict>
       </w:r>
     </w:p>
-    <w:bookmarkEnd w:id="31"/>
-    <w:bookmarkStart w:id="32" w:name="上海中学-离子反应-习题2-d4"/>
+    <w:bookmarkEnd w:id="30"/>
+    <w:bookmarkStart w:id="31" w:name="上海中学-离子反应-习题2-d4"/>
     <w:p>
       <w:pPr>
         <w:pStyle w:val="Heading2"/>
@@ -21199,7 +20539,7 @@
         <w:rPr>
           <w:rFonts w:ascii="Times New Roman" w:hAnsi="Times New Roman" w:eastAsia="Times New Roman" w:cs="Times New Roman"/>
         </w:rPr>
-        <w:t xml:space="preserve">2.11 </w:t>
+        <w:t xml:space="preserve">2.10 </w:t>
       </w:r>
       <w:r>
         <w:rPr>
@@ -21903,8 +21243,8 @@
         </w:pict>
       </w:r>
     </w:p>
-    <w:bookmarkEnd w:id="32"/>
-    <w:bookmarkStart w:id="33" w:name="上海中学-离子反应-习题3-d4"/>
+    <w:bookmarkEnd w:id="31"/>
+    <w:bookmarkStart w:id="32" w:name="上海中学-离子反应-习题3-d4"/>
     <w:p>
       <w:pPr>
         <w:pStyle w:val="Heading2"/>
@@ -21914,7 +21254,7 @@
         <w:rPr>
           <w:rFonts w:ascii="Times New Roman" w:hAnsi="Times New Roman" w:eastAsia="Times New Roman" w:cs="Times New Roman"/>
         </w:rPr>
-        <w:t xml:space="preserve">2.12 </w:t>
+        <w:t xml:space="preserve">2.11 </w:t>
       </w:r>
       <w:r>
         <w:rPr>
@@ -22306,8 +21646,8 @@
         </w:pict>
       </w:r>
     </w:p>
-    <w:bookmarkEnd w:id="33"/>
-    <w:bookmarkStart w:id="34" w:name="上海中学-离子反应-习题4-d4"/>
+    <w:bookmarkEnd w:id="32"/>
+    <w:bookmarkStart w:id="33" w:name="上海中学-离子反应-习题4-d4"/>
     <w:p>
       <w:pPr>
         <w:pStyle w:val="Heading2"/>
@@ -22317,7 +21657,7 @@
         <w:rPr>
           <w:rFonts w:ascii="Times New Roman" w:hAnsi="Times New Roman" w:eastAsia="Times New Roman" w:cs="Times New Roman"/>
         </w:rPr>
-        <w:t xml:space="preserve">2.13 </w:t>
+        <w:t xml:space="preserve">2.12 </w:t>
       </w:r>
       <w:r>
         <w:rPr>
@@ -22775,8 +22115,8 @@
         </w:pict>
       </w:r>
     </w:p>
-    <w:bookmarkEnd w:id="34"/>
-    <w:bookmarkStart w:id="35" w:name="上海中学-离子反应-习题5-d4"/>
+    <w:bookmarkEnd w:id="33"/>
+    <w:bookmarkStart w:id="34" w:name="上海中学-离子反应-习题5-d4"/>
     <w:p>
       <w:pPr>
         <w:pStyle w:val="Heading2"/>
@@ -22786,7 +22126,7 @@
         <w:rPr>
           <w:rFonts w:ascii="Times New Roman" w:hAnsi="Times New Roman" w:eastAsia="Times New Roman" w:cs="Times New Roman"/>
         </w:rPr>
-        <w:t xml:space="preserve">2.14 </w:t>
+        <w:t xml:space="preserve">2.13 </w:t>
       </w:r>
       <w:r>
         <w:rPr>
@@ -23118,8 +22458,8 @@
         </w:pict>
       </w:r>
     </w:p>
-    <w:bookmarkEnd w:id="35"/>
-    <w:bookmarkStart w:id="36" w:name="上海中学-离子反应-习题6-d4"/>
+    <w:bookmarkEnd w:id="34"/>
+    <w:bookmarkStart w:id="35" w:name="上海中学-离子反应-习题6-d4"/>
     <w:p>
       <w:pPr>
         <w:pStyle w:val="Heading2"/>
@@ -23129,7 +22469,7 @@
         <w:rPr>
           <w:rFonts w:ascii="Times New Roman" w:hAnsi="Times New Roman" w:eastAsia="Times New Roman" w:cs="Times New Roman"/>
         </w:rPr>
-        <w:t xml:space="preserve">2.15 </w:t>
+        <w:t xml:space="preserve">2.14 </w:t>
       </w:r>
       <w:r>
         <w:rPr>
@@ -23753,8 +23093,8 @@
         </w:pict>
       </w:r>
     </w:p>
-    <w:bookmarkEnd w:id="36"/>
-    <w:bookmarkStart w:id="37" w:name="上海中学-离子反应-习题7-d4"/>
+    <w:bookmarkEnd w:id="35"/>
+    <w:bookmarkStart w:id="36" w:name="上海中学-离子反应-习题7-d4"/>
     <w:p>
       <w:pPr>
         <w:pStyle w:val="Heading2"/>
@@ -23764,7 +23104,7 @@
         <w:rPr>
           <w:rFonts w:ascii="Times New Roman" w:hAnsi="Times New Roman" w:eastAsia="Times New Roman" w:cs="Times New Roman"/>
         </w:rPr>
-        <w:t xml:space="preserve">2.16 </w:t>
+        <w:t xml:space="preserve">2.15 </w:t>
       </w:r>
       <w:r>
         <w:rPr>
@@ -24507,8 +23847,8 @@
         </w:pict>
       </w:r>
     </w:p>
-    <w:bookmarkEnd w:id="37"/>
-    <w:bookmarkStart w:id="38" w:name="上海中学-离子反应-习题8-d4"/>
+    <w:bookmarkEnd w:id="36"/>
+    <w:bookmarkStart w:id="37" w:name="上海中学-离子反应-习题8-d4"/>
     <w:p>
       <w:pPr>
         <w:pStyle w:val="Heading2"/>
@@ -24518,7 +23858,7 @@
         <w:rPr>
           <w:rFonts w:ascii="Times New Roman" w:hAnsi="Times New Roman" w:eastAsia="Times New Roman" w:cs="Times New Roman"/>
         </w:rPr>
-        <w:t xml:space="preserve">2.17 </w:t>
+        <w:t xml:space="preserve">2.16 </w:t>
       </w:r>
       <w:r>
         <w:rPr>
@@ -24989,8 +24329,8 @@
         </w:pict>
       </w:r>
     </w:p>
-    <w:bookmarkEnd w:id="38"/>
-    <w:bookmarkStart w:id="103" w:name="mn2o3与co反应-d4第27届初赛"/>
+    <w:bookmarkEnd w:id="37"/>
+    <w:bookmarkStart w:id="102" w:name="mn2o3与co反应-d4第27届初赛"/>
     <w:p>
       <w:pPr>
         <w:pStyle w:val="Heading2"/>
@@ -25000,7 +24340,7 @@
         <w:rPr>
           <w:rFonts w:ascii="Times New Roman" w:hAnsi="Times New Roman" w:eastAsia="Times New Roman" w:cs="Times New Roman"/>
         </w:rPr>
-        <w:t xml:space="preserve">2.18 </w:t>
+        <w:t xml:space="preserve">2.17 </w:t>
       </w:r>
       <w:r>
         <w:rPr>
@@ -25063,7 +24403,7 @@
         <w:t>）</w:t>
       </w:r>
     </w:p>
-    <w:bookmarkStart w:id="39" w:name="section-7"/>
+    <w:bookmarkStart w:id="38" w:name="section-7"/>
     <w:p>
       <w:pPr>
         <w:pStyle w:val="Heading3"/>
@@ -25122,8 +24462,8 @@
         <w:t>。</w:t>
       </w:r>
     </w:p>
-    <w:bookmarkEnd w:id="39"/>
-    <w:bookmarkStart w:id="40" w:name="section-8"/>
+    <w:bookmarkEnd w:id="38"/>
+    <w:bookmarkStart w:id="39" w:name="section-8"/>
     <w:p>
       <w:pPr>
         <w:pStyle w:val="Heading3"/>
@@ -25218,8 +24558,8 @@
         <w:t>。</w:t>
       </w:r>
     </w:p>
-    <w:bookmarkEnd w:id="40"/>
-    <w:bookmarkStart w:id="41" w:name="section-9"/>
+    <w:bookmarkEnd w:id="39"/>
+    <w:bookmarkStart w:id="40" w:name="section-9"/>
     <w:p>
       <w:pPr>
         <w:pStyle w:val="Heading3"/>
@@ -25393,8 +24733,8 @@
         <w:t>。</w:t>
       </w:r>
     </w:p>
-    <w:bookmarkEnd w:id="41"/>
-    <w:bookmarkStart w:id="42" w:name="section-10"/>
+    <w:bookmarkEnd w:id="40"/>
+    <w:bookmarkStart w:id="41" w:name="section-10"/>
     <w:p>
       <w:pPr>
         <w:pStyle w:val="Heading3"/>
@@ -25514,8 +24854,8 @@
         <w:t>。</w:t>
       </w:r>
     </w:p>
-    <w:bookmarkEnd w:id="42"/>
-    <w:bookmarkStart w:id="43" w:name="section-11"/>
+    <w:bookmarkEnd w:id="41"/>
+    <w:bookmarkStart w:id="42" w:name="section-11"/>
     <w:p>
       <w:pPr>
         <w:pStyle w:val="Heading3"/>
@@ -25653,8 +24993,8 @@
         <w:t xml:space="preserve">。</w:t>
       </w:r>
     </w:p>
-    <w:bookmarkEnd w:id="43"/>
-    <w:bookmarkStart w:id="44" w:name="section-12"/>
+    <w:bookmarkEnd w:id="42"/>
+    <w:bookmarkStart w:id="43" w:name="section-12"/>
     <w:p>
       <w:pPr>
         <w:pStyle w:val="Heading3"/>
@@ -26192,8 +25532,8 @@
         <w:t>。</w:t>
       </w:r>
     </w:p>
-    <w:bookmarkEnd w:id="44"/>
-    <w:bookmarkStart w:id="57" w:name="题目"/>
+    <w:bookmarkEnd w:id="43"/>
+    <w:bookmarkStart w:id="56" w:name="题目"/>
     <w:p>
       <w:pPr>
         <w:pStyle w:val="Heading3"/>
@@ -26231,18 +25571,18 @@
           <wp:inline>
             <wp:extent cx="3600000" cy="554294"/>
             <wp:effectExtent b="0" l="0" r="0" t="0"/>
-            <wp:docPr descr="" title="" id="46" name="Picture"/>
+            <wp:docPr descr="" title="" id="45" name="Picture"/>
             <a:graphic>
               <a:graphicData uri="http://schemas.openxmlformats.org/drawingml/2006/picture">
                 <pic:pic>
                   <pic:nvPicPr>
-                    <pic:cNvPr descr="c438d1b47827355c2309b9a8e20b9b8bd69ce7927ec1b728a852631a4cace834.jpg" id="47" name="Picture"/>
+                    <pic:cNvPr descr="c438d1b47827355c2309b9a8e20b9b8bd69ce7927ec1b728a852631a4cace834.jpg" id="46" name="Picture"/>
                     <pic:cNvPicPr>
                       <a:picLocks noChangeArrowheads="1" noChangeAspect="1"/>
                     </pic:cNvPicPr>
                   </pic:nvPicPr>
                   <pic:blipFill>
-                    <a:blip r:embed="rId45"/>
+                    <a:blip r:embed="rId44"/>
                     <a:stretch>
                       <a:fillRect/>
                     </a:stretch>
@@ -26283,18 +25623,18 @@
           <wp:inline>
             <wp:extent cx="3600000" cy="1321518"/>
             <wp:effectExtent b="0" l="0" r="0" t="0"/>
-            <wp:docPr descr="" title="" id="49" name="Picture"/>
+            <wp:docPr descr="" title="" id="48" name="Picture"/>
             <a:graphic>
               <a:graphicData uri="http://schemas.openxmlformats.org/drawingml/2006/picture">
                 <pic:pic>
                   <pic:nvPicPr>
-                    <pic:cNvPr descr="2ef4305c8eac398f8d264a1a7c511e240353e8bc1ecaa09286d858a0627aab78.jpg" id="50" name="Picture"/>
+                    <pic:cNvPr descr="2ef4305c8eac398f8d264a1a7c511e240353e8bc1ecaa09286d858a0627aab78.jpg" id="49" name="Picture"/>
                     <pic:cNvPicPr>
                       <a:picLocks noChangeArrowheads="1" noChangeAspect="1"/>
                     </pic:cNvPicPr>
                   </pic:nvPicPr>
                   <pic:blipFill>
-                    <a:blip r:embed="rId48"/>
+                    <a:blip r:embed="rId47"/>
                     <a:stretch>
                       <a:fillRect/>
                     </a:stretch>
@@ -26335,18 +25675,18 @@
           <wp:inline>
             <wp:extent cx="3600000" cy="1146050"/>
             <wp:effectExtent b="0" l="0" r="0" t="0"/>
-            <wp:docPr descr="" title="" id="52" name="Picture"/>
+            <wp:docPr descr="" title="" id="51" name="Picture"/>
             <a:graphic>
               <a:graphicData uri="http://schemas.openxmlformats.org/drawingml/2006/picture">
                 <pic:pic>
                   <pic:nvPicPr>
-                    <pic:cNvPr descr="4a627192094cf81aad272057093061c160d420a691a29ef82ad7eeaffabc080d.jpg" id="53" name="Picture"/>
+                    <pic:cNvPr descr="4a627192094cf81aad272057093061c160d420a691a29ef82ad7eeaffabc080d.jpg" id="52" name="Picture"/>
                     <pic:cNvPicPr>
                       <a:picLocks noChangeArrowheads="1" noChangeAspect="1"/>
                     </pic:cNvPicPr>
                   </pic:nvPicPr>
                   <pic:blipFill>
-                    <a:blip r:embed="rId51"/>
+                    <a:blip r:embed="rId50"/>
                     <a:stretch>
                       <a:fillRect/>
                     </a:stretch>
@@ -26387,18 +25727,18 @@
           <wp:inline>
             <wp:extent cx="3600000" cy="607570"/>
             <wp:effectExtent b="0" l="0" r="0" t="0"/>
-            <wp:docPr descr="" title="" id="55" name="Picture"/>
+            <wp:docPr descr="" title="" id="54" name="Picture"/>
             <a:graphic>
               <a:graphicData uri="http://schemas.openxmlformats.org/drawingml/2006/picture">
                 <pic:pic>
                   <pic:nvPicPr>
-                    <pic:cNvPr descr="4c96c9b6d0f470f2d7de3c49e5beb6d86104985ba9e7767b51d9a1d5a2f96eb0.jpg" id="56" name="Picture"/>
+                    <pic:cNvPr descr="4c96c9b6d0f470f2d7de3c49e5beb6d86104985ba9e7767b51d9a1d5a2f96eb0.jpg" id="55" name="Picture"/>
                     <pic:cNvPicPr>
                       <a:picLocks noChangeArrowheads="1" noChangeAspect="1"/>
                     </pic:cNvPicPr>
                   </pic:nvPicPr>
                   <pic:blipFill>
-                    <a:blip r:embed="rId54"/>
+                    <a:blip r:embed="rId53"/>
                     <a:stretch>
                       <a:fillRect/>
                     </a:stretch>
@@ -26873,8 +26213,8 @@
         </m:oMath>
       </m:oMathPara>
     </w:p>
-    <w:bookmarkEnd w:id="57"/>
-    <w:bookmarkStart w:id="66" w:name="题目-1"/>
+    <w:bookmarkEnd w:id="56"/>
+    <w:bookmarkStart w:id="65" w:name="题目-1"/>
     <w:p>
       <w:pPr>
         <w:pStyle w:val="Heading3"/>
@@ -26912,18 +26252,18 @@
           <wp:inline>
             <wp:extent cx="3600000" cy="554294"/>
             <wp:effectExtent b="0" l="0" r="0" t="0"/>
-            <wp:docPr descr="" title="" id="58" name="Picture"/>
+            <wp:docPr descr="" title="" id="57" name="Picture"/>
             <a:graphic>
               <a:graphicData uri="http://schemas.openxmlformats.org/drawingml/2006/picture">
                 <pic:pic>
                   <pic:nvPicPr>
-                    <pic:cNvPr descr="c438d1b47827355c2309b9a8e20b9b8bd69ce7927ec1b728a852631a4cace834.jpg" id="59" name="Picture"/>
+                    <pic:cNvPr descr="c438d1b47827355c2309b9a8e20b9b8bd69ce7927ec1b728a852631a4cace834.jpg" id="58" name="Picture"/>
                     <pic:cNvPicPr>
                       <a:picLocks noChangeArrowheads="1" noChangeAspect="1"/>
                     </pic:cNvPicPr>
                   </pic:nvPicPr>
                   <pic:blipFill>
-                    <a:blip r:embed="rId45"/>
+                    <a:blip r:embed="rId44"/>
                     <a:stretch>
                       <a:fillRect/>
                     </a:stretch>
@@ -26964,18 +26304,18 @@
           <wp:inline>
             <wp:extent cx="3600000" cy="1321518"/>
             <wp:effectExtent b="0" l="0" r="0" t="0"/>
-            <wp:docPr descr="" title="" id="60" name="Picture"/>
+            <wp:docPr descr="" title="" id="59" name="Picture"/>
             <a:graphic>
               <a:graphicData uri="http://schemas.openxmlformats.org/drawingml/2006/picture">
                 <pic:pic>
                   <pic:nvPicPr>
-                    <pic:cNvPr descr="2ef4305c8eac398f8d264a1a7c511e240353e8bc1ecaa09286d858a0627aab78.jpg" id="61" name="Picture"/>
+                    <pic:cNvPr descr="2ef4305c8eac398f8d264a1a7c511e240353e8bc1ecaa09286d858a0627aab78.jpg" id="60" name="Picture"/>
                     <pic:cNvPicPr>
                       <a:picLocks noChangeArrowheads="1" noChangeAspect="1"/>
                     </pic:cNvPicPr>
                   </pic:nvPicPr>
                   <pic:blipFill>
-                    <a:blip r:embed="rId48"/>
+                    <a:blip r:embed="rId47"/>
                     <a:stretch>
                       <a:fillRect/>
                     </a:stretch>
@@ -27016,18 +26356,18 @@
           <wp:inline>
             <wp:extent cx="3600000" cy="1146050"/>
             <wp:effectExtent b="0" l="0" r="0" t="0"/>
-            <wp:docPr descr="" title="" id="62" name="Picture"/>
+            <wp:docPr descr="" title="" id="61" name="Picture"/>
             <a:graphic>
               <a:graphicData uri="http://schemas.openxmlformats.org/drawingml/2006/picture">
                 <pic:pic>
                   <pic:nvPicPr>
-                    <pic:cNvPr descr="4a627192094cf81aad272057093061c160d420a691a29ef82ad7eeaffabc080d.jpg" id="63" name="Picture"/>
+                    <pic:cNvPr descr="4a627192094cf81aad272057093061c160d420a691a29ef82ad7eeaffabc080d.jpg" id="62" name="Picture"/>
                     <pic:cNvPicPr>
                       <a:picLocks noChangeArrowheads="1" noChangeAspect="1"/>
                     </pic:cNvPicPr>
                   </pic:nvPicPr>
                   <pic:blipFill>
-                    <a:blip r:embed="rId51"/>
+                    <a:blip r:embed="rId50"/>
                     <a:stretch>
                       <a:fillRect/>
                     </a:stretch>
@@ -27068,18 +26408,18 @@
           <wp:inline>
             <wp:extent cx="3600000" cy="607570"/>
             <wp:effectExtent b="0" l="0" r="0" t="0"/>
-            <wp:docPr descr="" title="" id="64" name="Picture"/>
+            <wp:docPr descr="" title="" id="63" name="Picture"/>
             <a:graphic>
               <a:graphicData uri="http://schemas.openxmlformats.org/drawingml/2006/picture">
                 <pic:pic>
                   <pic:nvPicPr>
-                    <pic:cNvPr descr="4c96c9b6d0f470f2d7de3c49e5beb6d86104985ba9e7767b51d9a1d5a2f96eb0.jpg" id="65" name="Picture"/>
+                    <pic:cNvPr descr="4c96c9b6d0f470f2d7de3c49e5beb6d86104985ba9e7767b51d9a1d5a2f96eb0.jpg" id="64" name="Picture"/>
                     <pic:cNvPicPr>
                       <a:picLocks noChangeArrowheads="1" noChangeAspect="1"/>
                     </pic:cNvPicPr>
                   </pic:nvPicPr>
                   <pic:blipFill>
-                    <a:blip r:embed="rId54"/>
+                    <a:blip r:embed="rId53"/>
                     <a:stretch>
                       <a:fillRect/>
                     </a:stretch>
@@ -27679,8 +27019,8 @@
         </m:oMath>
       </m:oMathPara>
     </w:p>
-    <w:bookmarkEnd w:id="66"/>
-    <w:bookmarkStart w:id="75" w:name="题目-2"/>
+    <w:bookmarkEnd w:id="65"/>
+    <w:bookmarkStart w:id="74" w:name="题目-2"/>
     <w:p>
       <w:pPr>
         <w:pStyle w:val="Heading3"/>
@@ -27718,18 +27058,18 @@
           <wp:inline>
             <wp:extent cx="3600000" cy="554294"/>
             <wp:effectExtent b="0" l="0" r="0" t="0"/>
-            <wp:docPr descr="" title="" id="67" name="Picture"/>
+            <wp:docPr descr="" title="" id="66" name="Picture"/>
             <a:graphic>
               <a:graphicData uri="http://schemas.openxmlformats.org/drawingml/2006/picture">
                 <pic:pic>
                   <pic:nvPicPr>
-                    <pic:cNvPr descr="c438d1b47827355c2309b9a8e20b9b8bd69ce7927ec1b728a852631a4cace834.jpg" id="68" name="Picture"/>
+                    <pic:cNvPr descr="c438d1b47827355c2309b9a8e20b9b8bd69ce7927ec1b728a852631a4cace834.jpg" id="67" name="Picture"/>
                     <pic:cNvPicPr>
                       <a:picLocks noChangeArrowheads="1" noChangeAspect="1"/>
                     </pic:cNvPicPr>
                   </pic:nvPicPr>
                   <pic:blipFill>
-                    <a:blip r:embed="rId45"/>
+                    <a:blip r:embed="rId44"/>
                     <a:stretch>
                       <a:fillRect/>
                     </a:stretch>
@@ -27770,18 +27110,18 @@
           <wp:inline>
             <wp:extent cx="3600000" cy="1321518"/>
             <wp:effectExtent b="0" l="0" r="0" t="0"/>
-            <wp:docPr descr="" title="" id="69" name="Picture"/>
+            <wp:docPr descr="" title="" id="68" name="Picture"/>
             <a:graphic>
               <a:graphicData uri="http://schemas.openxmlformats.org/drawingml/2006/picture">
                 <pic:pic>
                   <pic:nvPicPr>
-                    <pic:cNvPr descr="2ef4305c8eac398f8d264a1a7c511e240353e8bc1ecaa09286d858a0627aab78.jpg" id="70" name="Picture"/>
+                    <pic:cNvPr descr="2ef4305c8eac398f8d264a1a7c511e240353e8bc1ecaa09286d858a0627aab78.jpg" id="69" name="Picture"/>
                     <pic:cNvPicPr>
                       <a:picLocks noChangeArrowheads="1" noChangeAspect="1"/>
                     </pic:cNvPicPr>
                   </pic:nvPicPr>
                   <pic:blipFill>
-                    <a:blip r:embed="rId48"/>
+                    <a:blip r:embed="rId47"/>
                     <a:stretch>
                       <a:fillRect/>
                     </a:stretch>
@@ -27822,18 +27162,18 @@
           <wp:inline>
             <wp:extent cx="3600000" cy="1146050"/>
             <wp:effectExtent b="0" l="0" r="0" t="0"/>
-            <wp:docPr descr="" title="" id="71" name="Picture"/>
+            <wp:docPr descr="" title="" id="70" name="Picture"/>
             <a:graphic>
               <a:graphicData uri="http://schemas.openxmlformats.org/drawingml/2006/picture">
                 <pic:pic>
                   <pic:nvPicPr>
-                    <pic:cNvPr descr="4a627192094cf81aad272057093061c160d420a691a29ef82ad7eeaffabc080d.jpg" id="72" name="Picture"/>
+                    <pic:cNvPr descr="4a627192094cf81aad272057093061c160d420a691a29ef82ad7eeaffabc080d.jpg" id="71" name="Picture"/>
                     <pic:cNvPicPr>
                       <a:picLocks noChangeArrowheads="1" noChangeAspect="1"/>
                     </pic:cNvPicPr>
                   </pic:nvPicPr>
                   <pic:blipFill>
-                    <a:blip r:embed="rId51"/>
+                    <a:blip r:embed="rId50"/>
                     <a:stretch>
                       <a:fillRect/>
                     </a:stretch>
@@ -27874,18 +27214,18 @@
           <wp:inline>
             <wp:extent cx="3600000" cy="607570"/>
             <wp:effectExtent b="0" l="0" r="0" t="0"/>
-            <wp:docPr descr="" title="" id="73" name="Picture"/>
+            <wp:docPr descr="" title="" id="72" name="Picture"/>
             <a:graphic>
               <a:graphicData uri="http://schemas.openxmlformats.org/drawingml/2006/picture">
                 <pic:pic>
                   <pic:nvPicPr>
-                    <pic:cNvPr descr="4c96c9b6d0f470f2d7de3c49e5beb6d86104985ba9e7767b51d9a1d5a2f96eb0.jpg" id="74" name="Picture"/>
+                    <pic:cNvPr descr="4c96c9b6d0f470f2d7de3c49e5beb6d86104985ba9e7767b51d9a1d5a2f96eb0.jpg" id="73" name="Picture"/>
                     <pic:cNvPicPr>
                       <a:picLocks noChangeArrowheads="1" noChangeAspect="1"/>
                     </pic:cNvPicPr>
                   </pic:nvPicPr>
                   <pic:blipFill>
-                    <a:blip r:embed="rId54"/>
+                    <a:blip r:embed="rId53"/>
                     <a:stretch>
                       <a:fillRect/>
                     </a:stretch>
@@ -28424,8 +27764,8 @@
         </m:oMath>
       </m:oMathPara>
     </w:p>
-    <w:bookmarkEnd w:id="75"/>
-    <w:bookmarkStart w:id="84" w:name="题目-3"/>
+    <w:bookmarkEnd w:id="74"/>
+    <w:bookmarkStart w:id="83" w:name="题目-3"/>
     <w:p>
       <w:pPr>
         <w:pStyle w:val="Heading3"/>
@@ -28463,18 +27803,18 @@
           <wp:inline>
             <wp:extent cx="3600000" cy="554294"/>
             <wp:effectExtent b="0" l="0" r="0" t="0"/>
-            <wp:docPr descr="" title="" id="76" name="Picture"/>
+            <wp:docPr descr="" title="" id="75" name="Picture"/>
             <a:graphic>
               <a:graphicData uri="http://schemas.openxmlformats.org/drawingml/2006/picture">
                 <pic:pic>
                   <pic:nvPicPr>
-                    <pic:cNvPr descr="c438d1b47827355c2309b9a8e20b9b8bd69ce7927ec1b728a852631a4cace834.jpg" id="77" name="Picture"/>
+                    <pic:cNvPr descr="c438d1b47827355c2309b9a8e20b9b8bd69ce7927ec1b728a852631a4cace834.jpg" id="76" name="Picture"/>
                     <pic:cNvPicPr>
                       <a:picLocks noChangeArrowheads="1" noChangeAspect="1"/>
                     </pic:cNvPicPr>
                   </pic:nvPicPr>
                   <pic:blipFill>
-                    <a:blip r:embed="rId45"/>
+                    <a:blip r:embed="rId44"/>
                     <a:stretch>
                       <a:fillRect/>
                     </a:stretch>
@@ -28515,18 +27855,18 @@
           <wp:inline>
             <wp:extent cx="3600000" cy="1321518"/>
             <wp:effectExtent b="0" l="0" r="0" t="0"/>
-            <wp:docPr descr="" title="" id="78" name="Picture"/>
+            <wp:docPr descr="" title="" id="77" name="Picture"/>
             <a:graphic>
               <a:graphicData uri="http://schemas.openxmlformats.org/drawingml/2006/picture">
                 <pic:pic>
                   <pic:nvPicPr>
-                    <pic:cNvPr descr="2ef4305c8eac398f8d264a1a7c511e240353e8bc1ecaa09286d858a0627aab78.jpg" id="79" name="Picture"/>
+                    <pic:cNvPr descr="2ef4305c8eac398f8d264a1a7c511e240353e8bc1ecaa09286d858a0627aab78.jpg" id="78" name="Picture"/>
                     <pic:cNvPicPr>
                       <a:picLocks noChangeArrowheads="1" noChangeAspect="1"/>
                     </pic:cNvPicPr>
                   </pic:nvPicPr>
                   <pic:blipFill>
-                    <a:blip r:embed="rId48"/>
+                    <a:blip r:embed="rId47"/>
                     <a:stretch>
                       <a:fillRect/>
                     </a:stretch>
@@ -28567,18 +27907,18 @@
           <wp:inline>
             <wp:extent cx="3600000" cy="1146050"/>
             <wp:effectExtent b="0" l="0" r="0" t="0"/>
-            <wp:docPr descr="" title="" id="80" name="Picture"/>
+            <wp:docPr descr="" title="" id="79" name="Picture"/>
             <a:graphic>
               <a:graphicData uri="http://schemas.openxmlformats.org/drawingml/2006/picture">
                 <pic:pic>
                   <pic:nvPicPr>
-                    <pic:cNvPr descr="4a627192094cf81aad272057093061c160d420a691a29ef82ad7eeaffabc080d.jpg" id="81" name="Picture"/>
+                    <pic:cNvPr descr="4a627192094cf81aad272057093061c160d420a691a29ef82ad7eeaffabc080d.jpg" id="80" name="Picture"/>
                     <pic:cNvPicPr>
                       <a:picLocks noChangeArrowheads="1" noChangeAspect="1"/>
                     </pic:cNvPicPr>
                   </pic:nvPicPr>
                   <pic:blipFill>
-                    <a:blip r:embed="rId51"/>
+                    <a:blip r:embed="rId50"/>
                     <a:stretch>
                       <a:fillRect/>
                     </a:stretch>
@@ -28619,18 +27959,18 @@
           <wp:inline>
             <wp:extent cx="3600000" cy="607570"/>
             <wp:effectExtent b="0" l="0" r="0" t="0"/>
-            <wp:docPr descr="" title="" id="82" name="Picture"/>
+            <wp:docPr descr="" title="" id="81" name="Picture"/>
             <a:graphic>
               <a:graphicData uri="http://schemas.openxmlformats.org/drawingml/2006/picture">
                 <pic:pic>
                   <pic:nvPicPr>
-                    <pic:cNvPr descr="4c96c9b6d0f470f2d7de3c49e5beb6d86104985ba9e7767b51d9a1d5a2f96eb0.jpg" id="83" name="Picture"/>
+                    <pic:cNvPr descr="4c96c9b6d0f470f2d7de3c49e5beb6d86104985ba9e7767b51d9a1d5a2f96eb0.jpg" id="82" name="Picture"/>
                     <pic:cNvPicPr>
                       <a:picLocks noChangeArrowheads="1" noChangeAspect="1"/>
                     </pic:cNvPicPr>
                   </pic:nvPicPr>
                   <pic:blipFill>
-                    <a:blip r:embed="rId54"/>
+                    <a:blip r:embed="rId53"/>
                     <a:stretch>
                       <a:fillRect/>
                     </a:stretch>
@@ -29117,8 +28457,8 @@
         </m:oMath>
       </m:oMathPara>
     </w:p>
-    <w:bookmarkEnd w:id="84"/>
-    <w:bookmarkStart w:id="93" w:name="题目-4"/>
+    <w:bookmarkEnd w:id="83"/>
+    <w:bookmarkStart w:id="92" w:name="题目-4"/>
     <w:p>
       <w:pPr>
         <w:pStyle w:val="Heading3"/>
@@ -29156,18 +28496,18 @@
           <wp:inline>
             <wp:extent cx="3600000" cy="554294"/>
             <wp:effectExtent b="0" l="0" r="0" t="0"/>
-            <wp:docPr descr="" title="" id="85" name="Picture"/>
+            <wp:docPr descr="" title="" id="84" name="Picture"/>
             <a:graphic>
               <a:graphicData uri="http://schemas.openxmlformats.org/drawingml/2006/picture">
                 <pic:pic>
                   <pic:nvPicPr>
-                    <pic:cNvPr descr="c438d1b47827355c2309b9a8e20b9b8bd69ce7927ec1b728a852631a4cace834.jpg" id="86" name="Picture"/>
+                    <pic:cNvPr descr="c438d1b47827355c2309b9a8e20b9b8bd69ce7927ec1b728a852631a4cace834.jpg" id="85" name="Picture"/>
                     <pic:cNvPicPr>
                       <a:picLocks noChangeArrowheads="1" noChangeAspect="1"/>
                     </pic:cNvPicPr>
                   </pic:nvPicPr>
                   <pic:blipFill>
-                    <a:blip r:embed="rId45"/>
+                    <a:blip r:embed="rId44"/>
                     <a:stretch>
                       <a:fillRect/>
                     </a:stretch>
@@ -29208,18 +28548,18 @@
           <wp:inline>
             <wp:extent cx="3600000" cy="1321518"/>
             <wp:effectExtent b="0" l="0" r="0" t="0"/>
-            <wp:docPr descr="" title="" id="87" name="Picture"/>
+            <wp:docPr descr="" title="" id="86" name="Picture"/>
             <a:graphic>
               <a:graphicData uri="http://schemas.openxmlformats.org/drawingml/2006/picture">
                 <pic:pic>
                   <pic:nvPicPr>
-                    <pic:cNvPr descr="2ef4305c8eac398f8d264a1a7c511e240353e8bc1ecaa09286d858a0627aab78.jpg" id="88" name="Picture"/>
+                    <pic:cNvPr descr="2ef4305c8eac398f8d264a1a7c511e240353e8bc1ecaa09286d858a0627aab78.jpg" id="87" name="Picture"/>
                     <pic:cNvPicPr>
                       <a:picLocks noChangeArrowheads="1" noChangeAspect="1"/>
                     </pic:cNvPicPr>
                   </pic:nvPicPr>
                   <pic:blipFill>
-                    <a:blip r:embed="rId48"/>
+                    <a:blip r:embed="rId47"/>
                     <a:stretch>
                       <a:fillRect/>
                     </a:stretch>
@@ -29260,18 +28600,18 @@
           <wp:inline>
             <wp:extent cx="3600000" cy="1146050"/>
             <wp:effectExtent b="0" l="0" r="0" t="0"/>
-            <wp:docPr descr="" title="" id="89" name="Picture"/>
+            <wp:docPr descr="" title="" id="88" name="Picture"/>
             <a:graphic>
               <a:graphicData uri="http://schemas.openxmlformats.org/drawingml/2006/picture">
                 <pic:pic>
                   <pic:nvPicPr>
-                    <pic:cNvPr descr="4a627192094cf81aad272057093061c160d420a691a29ef82ad7eeaffabc080d.jpg" id="90" name="Picture"/>
+                    <pic:cNvPr descr="4a627192094cf81aad272057093061c160d420a691a29ef82ad7eeaffabc080d.jpg" id="89" name="Picture"/>
                     <pic:cNvPicPr>
                       <a:picLocks noChangeArrowheads="1" noChangeAspect="1"/>
                     </pic:cNvPicPr>
                   </pic:nvPicPr>
                   <pic:blipFill>
-                    <a:blip r:embed="rId51"/>
+                    <a:blip r:embed="rId50"/>
                     <a:stretch>
                       <a:fillRect/>
                     </a:stretch>
@@ -29312,18 +28652,18 @@
           <wp:inline>
             <wp:extent cx="3600000" cy="607570"/>
             <wp:effectExtent b="0" l="0" r="0" t="0"/>
-            <wp:docPr descr="" title="" id="91" name="Picture"/>
+            <wp:docPr descr="" title="" id="90" name="Picture"/>
             <a:graphic>
               <a:graphicData uri="http://schemas.openxmlformats.org/drawingml/2006/picture">
                 <pic:pic>
                   <pic:nvPicPr>
-                    <pic:cNvPr descr="4c96c9b6d0f470f2d7de3c49e5beb6d86104985ba9e7767b51d9a1d5a2f96eb0.jpg" id="92" name="Picture"/>
+                    <pic:cNvPr descr="4c96c9b6d0f470f2d7de3c49e5beb6d86104985ba9e7767b51d9a1d5a2f96eb0.jpg" id="91" name="Picture"/>
                     <pic:cNvPicPr>
                       <a:picLocks noChangeArrowheads="1" noChangeAspect="1"/>
                     </pic:cNvPicPr>
                   </pic:nvPicPr>
                   <pic:blipFill>
-                    <a:blip r:embed="rId54"/>
+                    <a:blip r:embed="rId53"/>
                     <a:stretch>
                       <a:fillRect/>
                     </a:stretch>
@@ -29789,8 +29129,8 @@
         </m:oMath>
       </m:oMathPara>
     </w:p>
-    <w:bookmarkEnd w:id="93"/>
-    <w:bookmarkStart w:id="102" w:name="题目-5"/>
+    <w:bookmarkEnd w:id="92"/>
+    <w:bookmarkStart w:id="101" w:name="题目-5"/>
     <w:p>
       <w:pPr>
         <w:pStyle w:val="Heading3"/>
@@ -29828,18 +29168,18 @@
           <wp:inline>
             <wp:extent cx="3600000" cy="554294"/>
             <wp:effectExtent b="0" l="0" r="0" t="0"/>
-            <wp:docPr descr="" title="" id="94" name="Picture"/>
+            <wp:docPr descr="" title="" id="93" name="Picture"/>
             <a:graphic>
               <a:graphicData uri="http://schemas.openxmlformats.org/drawingml/2006/picture">
                 <pic:pic>
                   <pic:nvPicPr>
-                    <pic:cNvPr descr="c438d1b47827355c2309b9a8e20b9b8bd69ce7927ec1b728a852631a4cace834.jpg" id="95" name="Picture"/>
+                    <pic:cNvPr descr="c438d1b47827355c2309b9a8e20b9b8bd69ce7927ec1b728a852631a4cace834.jpg" id="94" name="Picture"/>
                     <pic:cNvPicPr>
                       <a:picLocks noChangeArrowheads="1" noChangeAspect="1"/>
                     </pic:cNvPicPr>
                   </pic:nvPicPr>
                   <pic:blipFill>
-                    <a:blip r:embed="rId45"/>
+                    <a:blip r:embed="rId44"/>
                     <a:stretch>
                       <a:fillRect/>
                     </a:stretch>
@@ -29880,18 +29220,18 @@
           <wp:inline>
             <wp:extent cx="3600000" cy="1321518"/>
             <wp:effectExtent b="0" l="0" r="0" t="0"/>
-            <wp:docPr descr="" title="" id="96" name="Picture"/>
+            <wp:docPr descr="" title="" id="95" name="Picture"/>
             <a:graphic>
               <a:graphicData uri="http://schemas.openxmlformats.org/drawingml/2006/picture">
                 <pic:pic>
                   <pic:nvPicPr>
-                    <pic:cNvPr descr="2ef4305c8eac398f8d264a1a7c511e240353e8bc1ecaa09286d858a0627aab78.jpg" id="97" name="Picture"/>
+                    <pic:cNvPr descr="2ef4305c8eac398f8d264a1a7c511e240353e8bc1ecaa09286d858a0627aab78.jpg" id="96" name="Picture"/>
                     <pic:cNvPicPr>
                       <a:picLocks noChangeArrowheads="1" noChangeAspect="1"/>
                     </pic:cNvPicPr>
                   </pic:nvPicPr>
                   <pic:blipFill>
-                    <a:blip r:embed="rId48"/>
+                    <a:blip r:embed="rId47"/>
                     <a:stretch>
                       <a:fillRect/>
                     </a:stretch>
@@ -29932,18 +29272,18 @@
           <wp:inline>
             <wp:extent cx="3600000" cy="1146050"/>
             <wp:effectExtent b="0" l="0" r="0" t="0"/>
-            <wp:docPr descr="" title="" id="98" name="Picture"/>
+            <wp:docPr descr="" title="" id="97" name="Picture"/>
             <a:graphic>
               <a:graphicData uri="http://schemas.openxmlformats.org/drawingml/2006/picture">
                 <pic:pic>
                   <pic:nvPicPr>
-                    <pic:cNvPr descr="4a627192094cf81aad272057093061c160d420a691a29ef82ad7eeaffabc080d.jpg" id="99" name="Picture"/>
+                    <pic:cNvPr descr="4a627192094cf81aad272057093061c160d420a691a29ef82ad7eeaffabc080d.jpg" id="98" name="Picture"/>
                     <pic:cNvPicPr>
                       <a:picLocks noChangeArrowheads="1" noChangeAspect="1"/>
                     </pic:cNvPicPr>
                   </pic:nvPicPr>
                   <pic:blipFill>
-                    <a:blip r:embed="rId51"/>
+                    <a:blip r:embed="rId50"/>
                     <a:stretch>
                       <a:fillRect/>
                     </a:stretch>
@@ -29984,18 +29324,18 @@
           <wp:inline>
             <wp:extent cx="3600000" cy="607570"/>
             <wp:effectExtent b="0" l="0" r="0" t="0"/>
-            <wp:docPr descr="" title="" id="100" name="Picture"/>
+            <wp:docPr descr="" title="" id="99" name="Picture"/>
             <a:graphic>
               <a:graphicData uri="http://schemas.openxmlformats.org/drawingml/2006/picture">
                 <pic:pic>
                   <pic:nvPicPr>
-                    <pic:cNvPr descr="4c96c9b6d0f470f2d7de3c49e5beb6d86104985ba9e7767b51d9a1d5a2f96eb0.jpg" id="101" name="Picture"/>
+                    <pic:cNvPr descr="4c96c9b6d0f470f2d7de3c49e5beb6d86104985ba9e7767b51d9a1d5a2f96eb0.jpg" id="100" name="Picture"/>
                     <pic:cNvPicPr>
                       <a:picLocks noChangeArrowheads="1" noChangeAspect="1"/>
                     </pic:cNvPicPr>
                   </pic:nvPicPr>
                   <pic:blipFill>
-                    <a:blip r:embed="rId54"/>
+                    <a:blip r:embed="rId53"/>
                     <a:stretch>
                       <a:fillRect/>
                     </a:stretch>
@@ -30207,9 +29547,9 @@
         </w:pict>
       </w:r>
     </w:p>
+    <w:bookmarkEnd w:id="101"/>
     <w:bookmarkEnd w:id="102"/>
-    <w:bookmarkEnd w:id="103"/>
-    <w:bookmarkStart w:id="116" w:name="so42-参与的释能反应方程式-d4第34届初赛"/>
+    <w:bookmarkStart w:id="115" w:name="so42-参与的释能反应方程式-d4第34届初赛"/>
     <w:p>
       <w:pPr>
         <w:pStyle w:val="Heading2"/>
@@ -30219,7 +29559,7 @@
         <w:rPr>
           <w:rFonts w:ascii="Times New Roman" w:hAnsi="Times New Roman" w:eastAsia="Times New Roman" w:cs="Times New Roman"/>
         </w:rPr>
-        <w:t xml:space="preserve">2.19 </w:t>
+        <w:t xml:space="preserve">2.18 </w:t>
       </w:r>
       <w:r>
         <w:rPr>
@@ -30270,7 +29610,7 @@
         <w:t>）</w:t>
       </w:r>
     </w:p>
-    <w:bookmarkStart w:id="104" w:name="section-13"/>
+    <w:bookmarkStart w:id="103" w:name="section-13"/>
     <w:p>
       <w:pPr>
         <w:pStyle w:val="Heading3"/>
@@ -30754,8 +30094,8 @@
         <w:t>。</w:t>
       </w:r>
     </w:p>
-    <w:bookmarkEnd w:id="104"/>
-    <w:bookmarkStart w:id="105" w:name="section-14"/>
+    <w:bookmarkEnd w:id="103"/>
+    <w:bookmarkStart w:id="104" w:name="section-14"/>
     <w:p>
       <w:pPr>
         <w:pStyle w:val="Heading3"/>
@@ -30810,8 +30150,8 @@
         <w:t>。</w:t>
       </w:r>
     </w:p>
-    <w:bookmarkEnd w:id="105"/>
-    <w:bookmarkStart w:id="106" w:name="section-15"/>
+    <w:bookmarkEnd w:id="104"/>
+    <w:bookmarkStart w:id="105" w:name="section-15"/>
     <w:p>
       <w:pPr>
         <w:pStyle w:val="Heading3"/>
@@ -31031,8 +30371,8 @@
         <w:t>。</w:t>
       </w:r>
     </w:p>
-    <w:bookmarkEnd w:id="106"/>
-    <w:bookmarkStart w:id="107" w:name="section-16"/>
+    <w:bookmarkEnd w:id="105"/>
+    <w:bookmarkStart w:id="106" w:name="section-16"/>
     <w:p>
       <w:pPr>
         <w:pStyle w:val="Heading3"/>
@@ -31200,8 +30540,8 @@
         <w:t>。</w:t>
       </w:r>
     </w:p>
-    <w:bookmarkEnd w:id="107"/>
-    <w:bookmarkStart w:id="108" w:name="section-17"/>
+    <w:bookmarkEnd w:id="106"/>
+    <w:bookmarkStart w:id="107" w:name="section-17"/>
     <w:p>
       <w:pPr>
         <w:pStyle w:val="Heading3"/>
@@ -31427,8 +30767,8 @@
         <w:t>。</w:t>
       </w:r>
     </w:p>
-    <w:bookmarkEnd w:id="108"/>
-    <w:bookmarkStart w:id="115" w:name="section-18"/>
+    <w:bookmarkEnd w:id="107"/>
+    <w:bookmarkStart w:id="114" w:name="section-18"/>
     <w:p>
       <w:pPr>
         <w:pStyle w:val="Heading3"/>
@@ -35213,18 +34553,18 @@
           <wp:inline>
             <wp:extent cx="2520000" cy="3775813"/>
             <wp:effectExtent b="0" l="0" r="0" t="0"/>
-            <wp:docPr descr="" title="" id="110" name="Picture"/>
+            <wp:docPr descr="" title="" id="109" name="Picture"/>
             <a:graphic>
               <a:graphicData uri="http://schemas.openxmlformats.org/drawingml/2006/picture">
                 <pic:pic>
                   <pic:nvPicPr>
-                    <pic:cNvPr descr="d6efb8710be0c5b5dcc514651b0d1a5e28de9809fd5dc9d115febd738c7dedfb.jpg" id="111" name="Picture"/>
+                    <pic:cNvPr descr="d6efb8710be0c5b5dcc514651b0d1a5e28de9809fd5dc9d115febd738c7dedfb.jpg" id="110" name="Picture"/>
                     <pic:cNvPicPr>
                       <a:picLocks noChangeArrowheads="1" noChangeAspect="1"/>
                     </pic:cNvPicPr>
                   </pic:nvPicPr>
                   <pic:blipFill>
-                    <a:blip r:embed="rId109"/>
+                    <a:blip r:embed="rId108"/>
                     <a:stretch>
                       <a:fillRect/>
                     </a:stretch>
@@ -36452,18 +35792,18 @@
           <wp:inline>
             <wp:extent cx="3240000" cy="3591710"/>
             <wp:effectExtent b="0" l="0" r="0" t="0"/>
-            <wp:docPr descr="" title="" id="113" name="Picture"/>
+            <wp:docPr descr="" title="" id="112" name="Picture"/>
             <a:graphic>
               <a:graphicData uri="http://schemas.openxmlformats.org/drawingml/2006/picture">
                 <pic:pic>
                   <pic:nvPicPr>
-                    <pic:cNvPr descr="849bac3a504e0f2b10c14866ab974977ea5bfb3dcca9717ceb7dafc134c56024.jpg" id="114" name="Picture"/>
+                    <pic:cNvPr descr="849bac3a504e0f2b10c14866ab974977ea5bfb3dcca9717ceb7dafc134c56024.jpg" id="113" name="Picture"/>
                     <pic:cNvPicPr>
                       <a:picLocks noChangeArrowheads="1" noChangeAspect="1"/>
                     </pic:cNvPicPr>
                   </pic:nvPicPr>
                   <pic:blipFill>
-                    <a:blip r:embed="rId112"/>
+                    <a:blip r:embed="rId111"/>
                     <a:stretch>
                       <a:fillRect/>
                     </a:stretch>
@@ -38420,9 +37760,9 @@
         </w:pict>
       </w:r>
     </w:p>
+    <w:bookmarkEnd w:id="114"/>
     <w:bookmarkEnd w:id="115"/>
-    <w:bookmarkEnd w:id="116"/>
-    <w:bookmarkStart w:id="120" w:name="雄黄变铁与砒黄变铜-d4第39届初赛"/>
+    <w:bookmarkStart w:id="119" w:name="雄黄变铁与砒黄变铜-d4第39届初赛"/>
     <w:p>
       <w:pPr>
         <w:pStyle w:val="Heading2"/>
@@ -38432,7 +37772,7 @@
         <w:rPr>
           <w:rFonts w:ascii="Times New Roman" w:hAnsi="Times New Roman" w:eastAsia="Times New Roman" w:cs="Times New Roman"/>
         </w:rPr>
-        <w:t xml:space="preserve">2.20 </w:t>
+        <w:t xml:space="preserve">2.19 </w:t>
       </w:r>
       <w:r>
         <w:rPr>
@@ -38477,7 +37817,7 @@
         <w:t>）</w:t>
       </w:r>
     </w:p>
-    <w:bookmarkStart w:id="117" w:name="section-19"/>
+    <w:bookmarkStart w:id="116" w:name="section-19"/>
     <w:p>
       <w:pPr>
         <w:pStyle w:val="Heading3"/>
@@ -38850,8 +38190,8 @@
         <w:t>）。</w:t>
       </w:r>
     </w:p>
-    <w:bookmarkEnd w:id="117"/>
-    <w:bookmarkStart w:id="118" w:name="section-20"/>
+    <w:bookmarkEnd w:id="116"/>
+    <w:bookmarkStart w:id="117" w:name="section-20"/>
     <w:p>
       <w:pPr>
         <w:pStyle w:val="Heading3"/>
@@ -40157,8 +39497,8 @@
         </w:tc>
       </w:tr>
     </w:tbl>
-    <w:bookmarkEnd w:id="118"/>
-    <w:bookmarkStart w:id="119" w:name="section-21"/>
+    <w:bookmarkEnd w:id="117"/>
+    <w:bookmarkStart w:id="118" w:name="section-21"/>
     <w:p>
       <w:pPr>
         <w:pStyle w:val="Heading3"/>
@@ -44936,9 +44276,9 @@
         </w:pict>
       </w:r>
     </w:p>
+    <w:bookmarkEnd w:id="118"/>
     <w:bookmarkEnd w:id="119"/>
     <w:bookmarkEnd w:id="120"/>
-    <w:bookmarkEnd w:id="121"/>
     <w:sectPr>
       <w:footerReference w:type="default" r:id="rId9"/>
       <w:footnotePr>
